--- a/习近平新时代思想概论/作业/HW2.docx
+++ b/习近平新时代思想概论/作业/HW2.docx
@@ -4,521 +4,848 @@
   <w:body>
     <w:p>
       <w:pPr>
-        <w:pStyle w:val="a9"/>
-        <w:numPr>
-          <w:ilvl w:val="0"/>
-          <w:numId w:val="1"/>
-        </w:numPr>
-        <w:rPr>
-          <w:rFonts w:hint="eastAsia"/>
-        </w:rPr>
-      </w:pPr>
-      <w:r>
-        <w:rPr>
-          <w:rFonts w:hint="eastAsia"/>
-        </w:rPr>
-        <w:t>如何理解习思想的历史渊源？</w:t>
-      </w:r>
-    </w:p>
-    <w:p>
-      <w:pPr>
-        <w:ind w:firstLine="360"/>
-        <w:rPr>
-          <w:rFonts w:hint="eastAsia"/>
-        </w:rPr>
-      </w:pPr>
-      <w:r>
-        <w:rPr>
-          <w:rFonts w:hint="eastAsia"/>
+        <w:pStyle w:val="a"/>
+        <w:snapToGrid w:val="0"/>
+        <w:spacing w:before="160" w:after="80" w:line="360" w:lineRule="auto"/>
+        <w:ind w:firstLineChars="200" w:firstLine="480"/>
+        <w:jc w:val="left"/>
+        <w:rPr>
+          <w:rFonts w:hint="eastAsia"/>
+        </w:rPr>
+      </w:pPr>
+      <w:r>
+        <w:rPr>
+          <w:rFonts w:hint="eastAsia" w:ascii="Times New Roman" w:hAnsi="Times New Roman" w:cs="Times New Roman" w:eastAsia="黑体"/>
+          <w:b w:val="0"/>
+          <w:bCs w:val="0"/>
+          <w:sz w:val="24"/>
+          <w:szCs w:val="24"/>
+        </w:rPr>
+        <w:t xml:space="preserve">1. 如何理解习思想的历史渊源？</w:t>
+      </w:r>
+    </w:p>
+    <w:p>
+      <w:pPr>
+        <w:pStyle w:val="a"/>
+        <w:snapToGrid w:val="0"/>
+        <w:spacing w:before="0" w:after="0" w:line="360" w:lineRule="auto"/>
+        <w:ind w:firstLineChars="200" w:firstLine="480"/>
+        <w:jc w:val="both"/>
+        <w:rPr>
+          <w:rFonts w:hint="eastAsia"/>
+        </w:rPr>
+      </w:pPr>
+      <w:r>
+        <w:rPr>
+          <w:rFonts w:hint="eastAsia" w:ascii="Times New Roman" w:hAnsi="Times New Roman" w:cs="Times New Roman" w:eastAsia="宋体"/>
+          <w:sz w:val="24"/>
+          <w:szCs w:val="24"/>
         </w:rPr>
         <w:t>（1）</w:t>
       </w:r>
       <w:r>
         <w:t>中国特色社会主义是在改革开放40多年的伟大实践中得来的</w:t>
-      </w:r>
-      <w:r>
-        <w:rPr>
-          <w:rFonts w:hint="eastAsia"/>
+        <w:rPr>
+          <w:rFonts w:ascii="Times New Roman" w:hAnsi="Times New Roman" w:cs="Times New Roman" w:eastAsia="宋体" w:hint="eastAsia"/>
+          <w:sz w:val="24"/>
+          <w:szCs w:val="24"/>
+        </w:rPr>
+      </w:r>
+      <w:r>
+        <w:rPr>
+          <w:rFonts w:hint="eastAsia" w:ascii="Times New Roman" w:hAnsi="Times New Roman" w:cs="Times New Roman" w:eastAsia="宋体"/>
+          <w:sz w:val="24"/>
+          <w:szCs w:val="24"/>
         </w:rPr>
         <w:t>；</w:t>
       </w:r>
     </w:p>
     <w:p>
       <w:pPr>
-        <w:ind w:firstLine="360"/>
-        <w:rPr>
-          <w:rFonts w:hint="eastAsia"/>
-        </w:rPr>
-      </w:pPr>
-      <w:r>
-        <w:rPr>
-          <w:rFonts w:hint="eastAsia"/>
+        <w:pStyle w:val="a"/>
+        <w:snapToGrid w:val="0"/>
+        <w:spacing w:before="0" w:after="0" w:line="360" w:lineRule="auto"/>
+        <w:ind w:firstLineChars="200" w:firstLine="480"/>
+        <w:jc w:val="both"/>
+        <w:rPr>
+          <w:rFonts w:hint="eastAsia"/>
+        </w:rPr>
+      </w:pPr>
+      <w:r>
+        <w:rPr>
+          <w:rFonts w:hint="eastAsia" w:ascii="Times New Roman" w:hAnsi="Times New Roman" w:cs="Times New Roman" w:eastAsia="宋体"/>
+          <w:sz w:val="24"/>
+          <w:szCs w:val="24"/>
         </w:rPr>
         <w:t>（2）</w:t>
       </w:r>
       <w:r>
         <w:t>是在新中国成立70多年的持续探索中得来的</w:t>
-      </w:r>
-      <w:r>
-        <w:rPr>
-          <w:rFonts w:hint="eastAsia"/>
+        <w:rPr>
+          <w:rFonts w:ascii="Times New Roman" w:hAnsi="Times New Roman" w:cs="Times New Roman" w:eastAsia="宋体" w:hint="eastAsia"/>
+          <w:sz w:val="24"/>
+          <w:szCs w:val="24"/>
+        </w:rPr>
+      </w:r>
+      <w:r>
+        <w:rPr>
+          <w:rFonts w:hint="eastAsia" w:ascii="Times New Roman" w:hAnsi="Times New Roman" w:cs="Times New Roman" w:eastAsia="宋体"/>
+          <w:sz w:val="24"/>
+          <w:szCs w:val="24"/>
         </w:rPr>
         <w:t>；</w:t>
       </w:r>
     </w:p>
     <w:p>
       <w:pPr>
-        <w:ind w:firstLine="360"/>
-        <w:rPr>
-          <w:rFonts w:hint="eastAsia"/>
-        </w:rPr>
-      </w:pPr>
-      <w:r>
-        <w:rPr>
-          <w:rFonts w:hint="eastAsia"/>
+        <w:pStyle w:val="a"/>
+        <w:snapToGrid w:val="0"/>
+        <w:spacing w:before="0" w:after="0" w:line="360" w:lineRule="auto"/>
+        <w:ind w:firstLineChars="200" w:firstLine="480"/>
+        <w:jc w:val="both"/>
+        <w:rPr>
+          <w:rFonts w:hint="eastAsia"/>
+        </w:rPr>
+      </w:pPr>
+      <w:r>
+        <w:rPr>
+          <w:rFonts w:hint="eastAsia" w:ascii="Times New Roman" w:hAnsi="Times New Roman" w:cs="Times New Roman" w:eastAsia="宋体"/>
+          <w:sz w:val="24"/>
+          <w:szCs w:val="24"/>
         </w:rPr>
         <w:t>（3）</w:t>
       </w:r>
       <w:r>
         <w:t>是在中国共产党领导人民进行伟大社会革命100多年的实践中得来的</w:t>
-      </w:r>
-      <w:r>
-        <w:rPr>
-          <w:rFonts w:hint="eastAsia"/>
+        <w:rPr>
+          <w:rFonts w:ascii="Times New Roman" w:hAnsi="Times New Roman" w:cs="Times New Roman" w:eastAsia="宋体" w:hint="eastAsia"/>
+          <w:sz w:val="24"/>
+          <w:szCs w:val="24"/>
+        </w:rPr>
+      </w:r>
+      <w:r>
+        <w:rPr>
+          <w:rFonts w:hint="eastAsia" w:ascii="Times New Roman" w:hAnsi="Times New Roman" w:cs="Times New Roman" w:eastAsia="宋体"/>
+          <w:sz w:val="24"/>
+          <w:szCs w:val="24"/>
         </w:rPr>
         <w:t>；</w:t>
       </w:r>
     </w:p>
     <w:p>
       <w:pPr>
-        <w:pStyle w:val="a9"/>
-        <w:ind w:left="360"/>
-        <w:rPr>
-          <w:rFonts w:hint="eastAsia"/>
-        </w:rPr>
-      </w:pPr>
-      <w:r>
-        <w:rPr>
-          <w:rFonts w:hint="eastAsia"/>
+        <w:pStyle w:val="a"/>
+        <w:snapToGrid w:val="0"/>
+        <w:spacing w:before="0" w:after="0" w:line="360" w:lineRule="auto"/>
+        <w:ind w:firstLineChars="200" w:firstLine="480"/>
+        <w:jc w:val="both"/>
+        <w:rPr>
+          <w:rFonts w:hint="eastAsia"/>
+        </w:rPr>
+      </w:pPr>
+      <w:r>
+        <w:rPr>
+          <w:rFonts w:hint="eastAsia" w:ascii="Times New Roman" w:hAnsi="Times New Roman" w:cs="Times New Roman" w:eastAsia="宋体"/>
+          <w:sz w:val="24"/>
+          <w:szCs w:val="24"/>
         </w:rPr>
         <w:t>（4）</w:t>
       </w:r>
       <w:r>
         <w:t>是在近代以来中华民族由衰到盛180多年的历史进程中得来的</w:t>
-      </w:r>
-      <w:r>
-        <w:rPr>
-          <w:rFonts w:hint="eastAsia"/>
+        <w:rPr>
+          <w:rFonts w:ascii="Times New Roman" w:hAnsi="Times New Roman" w:cs="Times New Roman" w:eastAsia="宋体" w:hint="eastAsia"/>
+          <w:sz w:val="24"/>
+          <w:szCs w:val="24"/>
+        </w:rPr>
+      </w:r>
+      <w:r>
+        <w:rPr>
+          <w:rFonts w:hint="eastAsia" w:ascii="Times New Roman" w:hAnsi="Times New Roman" w:cs="Times New Roman" w:eastAsia="宋体"/>
+          <w:sz w:val="24"/>
+          <w:szCs w:val="24"/>
         </w:rPr>
         <w:t>；</w:t>
       </w:r>
     </w:p>
     <w:p>
       <w:pPr>
-        <w:ind w:firstLine="360"/>
-        <w:rPr>
-          <w:rFonts w:hint="eastAsia"/>
-        </w:rPr>
-      </w:pPr>
-      <w:r>
-        <w:rPr>
-          <w:rFonts w:hint="eastAsia"/>
+        <w:pStyle w:val="a"/>
+        <w:snapToGrid w:val="0"/>
+        <w:spacing w:before="0" w:after="0" w:line="360" w:lineRule="auto"/>
+        <w:ind w:firstLineChars="200" w:firstLine="480"/>
+        <w:jc w:val="both"/>
+        <w:rPr>
+          <w:rFonts w:hint="eastAsia"/>
+        </w:rPr>
+      </w:pPr>
+      <w:r>
+        <w:rPr>
+          <w:rFonts w:hint="eastAsia" w:ascii="Times New Roman" w:hAnsi="Times New Roman" w:cs="Times New Roman" w:eastAsia="宋体"/>
+          <w:sz w:val="24"/>
+          <w:szCs w:val="24"/>
         </w:rPr>
         <w:t>（5）</w:t>
       </w:r>
       <w:r>
         <w:t>是在世界社会主义500多年波澜壮阔的发展历程中得来的</w:t>
-      </w:r>
-      <w:r>
-        <w:rPr>
-          <w:rFonts w:hint="eastAsia"/>
+        <w:rPr>
+          <w:rFonts w:ascii="Times New Roman" w:hAnsi="Times New Roman" w:cs="Times New Roman" w:eastAsia="宋体" w:hint="eastAsia"/>
+          <w:sz w:val="24"/>
+          <w:szCs w:val="24"/>
+        </w:rPr>
+      </w:r>
+      <w:r>
+        <w:rPr>
+          <w:rFonts w:hint="eastAsia" w:ascii="Times New Roman" w:hAnsi="Times New Roman" w:cs="Times New Roman" w:eastAsia="宋体"/>
+          <w:sz w:val="24"/>
+          <w:szCs w:val="24"/>
         </w:rPr>
         <w:t>；</w:t>
       </w:r>
     </w:p>
     <w:p>
       <w:pPr>
-        <w:pStyle w:val="a9"/>
-        <w:ind w:left="360"/>
-        <w:rPr>
-          <w:rFonts w:hint="eastAsia"/>
-        </w:rPr>
-      </w:pPr>
-      <w:r>
-        <w:rPr>
-          <w:rFonts w:hint="eastAsia"/>
+        <w:pStyle w:val="a"/>
+        <w:snapToGrid w:val="0"/>
+        <w:spacing w:before="0" w:after="0" w:line="360" w:lineRule="auto"/>
+        <w:ind w:firstLineChars="200" w:firstLine="480"/>
+        <w:jc w:val="both"/>
+        <w:rPr>
+          <w:rFonts w:hint="eastAsia"/>
+        </w:rPr>
+      </w:pPr>
+      <w:r>
+        <w:rPr>
+          <w:rFonts w:hint="eastAsia" w:ascii="Times New Roman" w:hAnsi="Times New Roman" w:cs="Times New Roman" w:eastAsia="宋体"/>
+          <w:sz w:val="24"/>
+          <w:szCs w:val="24"/>
         </w:rPr>
         <w:t>（6）</w:t>
       </w:r>
       <w:r>
         <w:t>是在对中华文明5000多年的传承发展中得来的。</w:t>
-      </w:r>
-    </w:p>
-    <w:p>
-      <w:pPr>
-        <w:rPr>
-          <w:rFonts w:hint="eastAsia"/>
-        </w:rPr>
-      </w:pPr>
-      <w:r>
-        <w:rPr>
-          <w:rFonts w:hint="eastAsia"/>
-        </w:rPr>
-        <w:t>2，</w:t>
-      </w:r>
-      <w:r>
-        <w:t>改革开放成功的根本原因</w:t>
-      </w:r>
-      <w:r>
-        <w:rPr>
-          <w:rFonts w:hint="eastAsia"/>
+        <w:rPr>
+          <w:rFonts w:ascii="Times New Roman" w:hAnsi="Times New Roman" w:cs="Times New Roman" w:eastAsia="宋体" w:hint="eastAsia"/>
+          <w:sz w:val="24"/>
+          <w:szCs w:val="24"/>
+        </w:rPr>
+      </w:r>
+    </w:p>
+    <w:p>
+      <w:pPr>
+        <w:pStyle w:val="a"/>
+        <w:snapToGrid w:val="0"/>
+        <w:spacing w:before="160" w:after="80" w:line="360" w:lineRule="auto"/>
+        <w:ind w:firstLineChars="200" w:firstLine="480"/>
+        <w:jc w:val="left"/>
+        <w:rPr>
+          <w:rFonts w:hint="eastAsia"/>
+        </w:rPr>
+      </w:pPr>
+      <w:r>
+        <w:rPr>
+          <w:rFonts w:hint="eastAsia" w:ascii="Times New Roman" w:hAnsi="Times New Roman" w:cs="Times New Roman" w:eastAsia="黑体"/>
+          <w:b w:val="0"/>
+          <w:bCs w:val="0"/>
+          <w:sz w:val="24"/>
+          <w:szCs w:val="24"/>
+        </w:rPr>
+        <w:t xml:space="preserve">2. </w:t>
+      </w:r>
+      <w:r>
+        <w:t xml:space="preserve">改革开放成功的根本原因</w:t>
+        <w:rPr>
+          <w:rFonts w:ascii="Times New Roman" w:hAnsi="Times New Roman" w:cs="Times New Roman" w:eastAsia="黑体" w:hint="eastAsia"/>
+          <w:b w:val="0"/>
+          <w:bCs w:val="0"/>
+          <w:sz w:val="24"/>
+          <w:szCs w:val="24"/>
+        </w:rPr>
+      </w:r>
+      <w:r>
+        <w:rPr>
+          <w:rFonts w:hint="eastAsia" w:ascii="Times New Roman" w:hAnsi="Times New Roman" w:cs="Times New Roman" w:eastAsia="黑体"/>
+          <w:b w:val="0"/>
+          <w:bCs w:val="0"/>
+          <w:sz w:val="24"/>
+          <w:szCs w:val="24"/>
         </w:rPr>
         <w:t>（和逻辑关系）</w:t>
       </w:r>
       <w:r>
         <w:rPr>
-          <w:rFonts w:hint="eastAsia"/>
+          <w:rFonts w:hint="eastAsia" w:ascii="Times New Roman" w:hAnsi="Times New Roman" w:cs="Times New Roman" w:eastAsia="黑体"/>
+          <w:b w:val="0"/>
+          <w:bCs w:val="0"/>
+          <w:sz w:val="24"/>
+          <w:szCs w:val="24"/>
         </w:rPr>
         <w:t>？</w:t>
       </w:r>
     </w:p>
     <w:p>
       <w:pPr>
-        <w:ind w:firstLine="360"/>
-        <w:rPr>
-          <w:rFonts w:hint="eastAsia"/>
-        </w:rPr>
-      </w:pPr>
-      <w:r>
-        <w:rPr>
-          <w:rFonts w:hint="eastAsia"/>
+        <w:pStyle w:val="a"/>
+        <w:snapToGrid w:val="0"/>
+        <w:spacing w:before="0" w:after="0" w:line="360" w:lineRule="auto"/>
+        <w:ind w:firstLineChars="200" w:firstLine="480"/>
+        <w:jc w:val="both"/>
+        <w:rPr>
+          <w:rFonts w:hint="eastAsia"/>
+        </w:rPr>
+      </w:pPr>
+      <w:r>
+        <w:rPr>
+          <w:rFonts w:hint="eastAsia" w:ascii="Times New Roman" w:hAnsi="Times New Roman" w:cs="Times New Roman" w:eastAsia="宋体"/>
+          <w:sz w:val="24"/>
+          <w:szCs w:val="24"/>
         </w:rPr>
         <w:t>（1）</w:t>
       </w:r>
       <w:r>
         <w:t>开辟了中国特色社会主义道路</w:t>
-      </w:r>
-      <w:r>
-        <w:rPr>
-          <w:rFonts w:hint="eastAsia"/>
+        <w:rPr>
+          <w:rFonts w:ascii="Times New Roman" w:hAnsi="Times New Roman" w:cs="Times New Roman" w:eastAsia="宋体" w:hint="eastAsia"/>
+          <w:sz w:val="24"/>
+          <w:szCs w:val="24"/>
+        </w:rPr>
+      </w:r>
+      <w:r>
+        <w:rPr>
+          <w:rFonts w:hint="eastAsia" w:ascii="Times New Roman" w:hAnsi="Times New Roman" w:cs="Times New Roman" w:eastAsia="宋体"/>
+          <w:sz w:val="24"/>
+          <w:szCs w:val="24"/>
         </w:rPr>
         <w:t>；</w:t>
       </w:r>
     </w:p>
     <w:p>
       <w:pPr>
-        <w:ind w:firstLine="360"/>
-        <w:rPr>
-          <w:rFonts w:hint="eastAsia"/>
-        </w:rPr>
-      </w:pPr>
-      <w:r>
-        <w:rPr>
-          <w:rFonts w:hint="eastAsia"/>
+        <w:pStyle w:val="a"/>
+        <w:snapToGrid w:val="0"/>
+        <w:spacing w:before="0" w:after="0" w:line="360" w:lineRule="auto"/>
+        <w:ind w:firstLineChars="200" w:firstLine="480"/>
+        <w:jc w:val="both"/>
+        <w:rPr>
+          <w:rFonts w:hint="eastAsia"/>
+        </w:rPr>
+      </w:pPr>
+      <w:r>
+        <w:rPr>
+          <w:rFonts w:hint="eastAsia" w:ascii="Times New Roman" w:hAnsi="Times New Roman" w:cs="Times New Roman" w:eastAsia="宋体"/>
+          <w:sz w:val="24"/>
+          <w:szCs w:val="24"/>
         </w:rPr>
         <w:t>（2）</w:t>
       </w:r>
       <w:r>
         <w:t>形成了中国特色社会主义理论体系</w:t>
-      </w:r>
-      <w:r>
-        <w:rPr>
-          <w:rFonts w:hint="eastAsia"/>
+        <w:rPr>
+          <w:rFonts w:ascii="Times New Roman" w:hAnsi="Times New Roman" w:cs="Times New Roman" w:eastAsia="宋体" w:hint="eastAsia"/>
+          <w:sz w:val="24"/>
+          <w:szCs w:val="24"/>
+        </w:rPr>
+      </w:r>
+      <w:r>
+        <w:rPr>
+          <w:rFonts w:hint="eastAsia" w:ascii="Times New Roman" w:hAnsi="Times New Roman" w:cs="Times New Roman" w:eastAsia="宋体"/>
+          <w:sz w:val="24"/>
+          <w:szCs w:val="24"/>
         </w:rPr>
         <w:t>；</w:t>
       </w:r>
     </w:p>
     <w:p>
       <w:pPr>
-        <w:ind w:firstLine="360"/>
-        <w:rPr>
-          <w:rFonts w:hint="eastAsia"/>
-        </w:rPr>
-      </w:pPr>
-      <w:r>
-        <w:rPr>
-          <w:rFonts w:hint="eastAsia"/>
+        <w:pStyle w:val="a"/>
+        <w:snapToGrid w:val="0"/>
+        <w:spacing w:before="0" w:after="0" w:line="360" w:lineRule="auto"/>
+        <w:ind w:firstLineChars="200" w:firstLine="480"/>
+        <w:jc w:val="both"/>
+        <w:rPr>
+          <w:rFonts w:hint="eastAsia"/>
+        </w:rPr>
+      </w:pPr>
+      <w:r>
+        <w:rPr>
+          <w:rFonts w:hint="eastAsia" w:ascii="Times New Roman" w:hAnsi="Times New Roman" w:cs="Times New Roman" w:eastAsia="宋体"/>
+          <w:sz w:val="24"/>
+          <w:szCs w:val="24"/>
         </w:rPr>
         <w:t>（3）</w:t>
       </w:r>
       <w:r>
         <w:t>确立了中国特色社会主义制度</w:t>
-      </w:r>
-      <w:r>
-        <w:rPr>
-          <w:rFonts w:hint="eastAsia"/>
+        <w:rPr>
+          <w:rFonts w:ascii="Times New Roman" w:hAnsi="Times New Roman" w:cs="Times New Roman" w:eastAsia="宋体" w:hint="eastAsia"/>
+          <w:sz w:val="24"/>
+          <w:szCs w:val="24"/>
+        </w:rPr>
+      </w:r>
+      <w:r>
+        <w:rPr>
+          <w:rFonts w:hint="eastAsia" w:ascii="Times New Roman" w:hAnsi="Times New Roman" w:cs="Times New Roman" w:eastAsia="宋体"/>
+          <w:sz w:val="24"/>
+          <w:szCs w:val="24"/>
         </w:rPr>
         <w:t>；</w:t>
       </w:r>
     </w:p>
     <w:p>
       <w:pPr>
-        <w:ind w:firstLine="360"/>
-        <w:rPr>
-          <w:rFonts w:hint="eastAsia"/>
-        </w:rPr>
-      </w:pPr>
-      <w:r>
-        <w:rPr>
-          <w:rFonts w:hint="eastAsia"/>
+        <w:pStyle w:val="a"/>
+        <w:snapToGrid w:val="0"/>
+        <w:spacing w:before="0" w:after="0" w:line="360" w:lineRule="auto"/>
+        <w:ind w:firstLineChars="200" w:firstLine="480"/>
+        <w:jc w:val="both"/>
+        <w:rPr>
+          <w:rFonts w:hint="eastAsia"/>
+        </w:rPr>
+      </w:pPr>
+      <w:r>
+        <w:rPr>
+          <w:rFonts w:hint="eastAsia" w:ascii="Times New Roman" w:hAnsi="Times New Roman" w:cs="Times New Roman" w:eastAsia="宋体"/>
+          <w:sz w:val="24"/>
+          <w:szCs w:val="24"/>
         </w:rPr>
         <w:t>（4）</w:t>
       </w:r>
       <w:r>
         <w:t>发展了中国特色社会主义文化。</w:t>
-      </w:r>
-    </w:p>
-    <w:p>
-      <w:pPr>
-        <w:ind w:firstLine="360"/>
-        <w:rPr>
-          <w:rFonts w:hint="eastAsia"/>
-        </w:rPr>
-      </w:pPr>
-      <w:r>
-        <w:rPr>
-          <w:rFonts w:hint="eastAsia"/>
+        <w:rPr>
+          <w:rFonts w:ascii="Times New Roman" w:hAnsi="Times New Roman" w:cs="Times New Roman" w:eastAsia="宋体" w:hint="eastAsia"/>
+          <w:sz w:val="24"/>
+          <w:szCs w:val="24"/>
+        </w:rPr>
+      </w:r>
+    </w:p>
+    <w:p>
+      <w:pPr>
+        <w:pStyle w:val="a"/>
+        <w:snapToGrid w:val="0"/>
+        <w:spacing w:before="0" w:after="0" w:line="360" w:lineRule="auto"/>
+        <w:ind w:firstLineChars="200" w:firstLine="480"/>
+        <w:jc w:val="both"/>
+        <w:rPr>
+          <w:rFonts w:hint="eastAsia"/>
+        </w:rPr>
+      </w:pPr>
+      <w:r>
+        <w:rPr>
+          <w:rFonts w:hint="eastAsia" w:ascii="Times New Roman" w:hAnsi="Times New Roman" w:cs="Times New Roman" w:eastAsia="宋体"/>
+          <w:sz w:val="24"/>
+          <w:szCs w:val="24"/>
         </w:rPr>
         <w:t>其中，</w:t>
       </w:r>
       <w:r>
         <w:t>道路是实现途径，理论体系是行动指南，制度是根本保障，文化是精神力量</w:t>
-      </w:r>
-      <w:r>
-        <w:rPr>
-          <w:rFonts w:hint="eastAsia"/>
+        <w:rPr>
+          <w:rFonts w:ascii="Times New Roman" w:hAnsi="Times New Roman" w:cs="Times New Roman" w:eastAsia="宋体" w:hint="eastAsia"/>
+          <w:sz w:val="24"/>
+          <w:szCs w:val="24"/>
+        </w:rPr>
+      </w:r>
+      <w:r>
+        <w:rPr>
+          <w:rFonts w:hint="eastAsia" w:ascii="Times New Roman" w:hAnsi="Times New Roman" w:cs="Times New Roman" w:eastAsia="宋体"/>
+          <w:sz w:val="24"/>
+          <w:szCs w:val="24"/>
         </w:rPr>
         <w:t>，四者统一于中国特色社会主义的伟大实践。</w:t>
       </w:r>
     </w:p>
     <w:p>
       <w:pPr>
-        <w:pStyle w:val="a9"/>
-        <w:numPr>
-          <w:ilvl w:val="0"/>
-          <w:numId w:val="1"/>
-        </w:numPr>
-        <w:rPr>
-          <w:rFonts w:hint="eastAsia"/>
-        </w:rPr>
-      </w:pPr>
-      <w:r>
-        <w:t>“四个自信”分别是什么</w:t>
-      </w:r>
-      <w:r>
-        <w:rPr>
-          <w:rFonts w:hint="eastAsia"/>
+        <w:pStyle w:val="a"/>
+        <w:snapToGrid w:val="0"/>
+        <w:spacing w:before="160" w:after="80" w:line="360" w:lineRule="auto"/>
+        <w:ind w:firstLineChars="200" w:firstLine="480"/>
+        <w:jc w:val="left"/>
+        <w:rPr>
+          <w:rFonts w:hint="eastAsia"/>
+        </w:rPr>
+      </w:pPr>
+      <w:r>
+        <w:t xml:space="preserve">3. “四个自信”分别是什么</w:t>
+        <w:rPr>
+          <w:rFonts w:ascii="Times New Roman" w:hAnsi="Times New Roman" w:cs="Times New Roman" w:eastAsia="黑体" w:hint="eastAsia"/>
+          <w:b w:val="0"/>
+          <w:bCs w:val="0"/>
+          <w:sz w:val="24"/>
+          <w:szCs w:val="24"/>
+        </w:rPr>
+      </w:r>
+      <w:r>
+        <w:rPr>
+          <w:rFonts w:hint="eastAsia" w:ascii="Times New Roman" w:hAnsi="Times New Roman" w:cs="Times New Roman" w:eastAsia="黑体"/>
+          <w:b w:val="0"/>
+          <w:bCs w:val="0"/>
+          <w:sz w:val="24"/>
+          <w:szCs w:val="24"/>
         </w:rPr>
         <w:t>？</w:t>
       </w:r>
     </w:p>
     <w:p>
       <w:pPr>
-        <w:ind w:firstLine="360"/>
-        <w:rPr>
-          <w:rFonts w:hint="eastAsia"/>
-        </w:rPr>
-      </w:pPr>
-      <w:r>
-        <w:rPr>
-          <w:rFonts w:hint="eastAsia"/>
+        <w:pStyle w:val="a"/>
+        <w:snapToGrid w:val="0"/>
+        <w:spacing w:before="0" w:after="0" w:line="360" w:lineRule="auto"/>
+        <w:ind w:firstLineChars="200" w:firstLine="480"/>
+        <w:jc w:val="both"/>
+        <w:rPr>
+          <w:rFonts w:hint="eastAsia"/>
+        </w:rPr>
+      </w:pPr>
+      <w:r>
+        <w:rPr>
+          <w:rFonts w:hint="eastAsia" w:ascii="Times New Roman" w:hAnsi="Times New Roman" w:cs="Times New Roman" w:eastAsia="宋体"/>
+          <w:sz w:val="24"/>
+          <w:szCs w:val="24"/>
         </w:rPr>
         <w:t>（1）</w:t>
       </w:r>
       <w:r>
         <w:t>道路自信：</w:t>
+        <w:rPr>
+          <w:rFonts w:ascii="Times New Roman" w:hAnsi="Times New Roman" w:cs="Times New Roman" w:eastAsia="宋体" w:hint="eastAsia"/>
+          <w:sz w:val="24"/>
+          <w:szCs w:val="24"/>
+        </w:rPr>
       </w:r>
       <w:r>
         <w:t>坚信中国特色社会主义道路是实现社会主义现代化、创造人民美好生活、实现中华民族伟大复兴的必由之路</w:t>
-      </w:r>
-      <w:r>
-        <w:rPr>
-          <w:rFonts w:hint="eastAsia"/>
+        <w:rPr>
+          <w:rFonts w:ascii="Times New Roman" w:hAnsi="Times New Roman" w:cs="Times New Roman" w:eastAsia="宋体" w:hint="eastAsia"/>
+          <w:sz w:val="24"/>
+          <w:szCs w:val="24"/>
+        </w:rPr>
+      </w:r>
+      <w:r>
+        <w:rPr>
+          <w:rFonts w:hint="eastAsia" w:ascii="Times New Roman" w:hAnsi="Times New Roman" w:cs="Times New Roman" w:eastAsia="宋体"/>
+          <w:sz w:val="24"/>
+          <w:szCs w:val="24"/>
         </w:rPr>
         <w:t>；</w:t>
       </w:r>
     </w:p>
     <w:p>
       <w:pPr>
-        <w:ind w:firstLine="360"/>
-        <w:rPr>
-          <w:rFonts w:hint="eastAsia"/>
-        </w:rPr>
-      </w:pPr>
-      <w:r>
-        <w:rPr>
-          <w:rFonts w:hint="eastAsia"/>
+        <w:pStyle w:val="a"/>
+        <w:snapToGrid w:val="0"/>
+        <w:spacing w:before="0" w:after="0" w:line="360" w:lineRule="auto"/>
+        <w:ind w:firstLineChars="200" w:firstLine="480"/>
+        <w:jc w:val="both"/>
+        <w:rPr>
+          <w:rFonts w:hint="eastAsia"/>
+        </w:rPr>
+      </w:pPr>
+      <w:r>
+        <w:rPr>
+          <w:rFonts w:hint="eastAsia" w:ascii="Times New Roman" w:hAnsi="Times New Roman" w:cs="Times New Roman" w:eastAsia="宋体"/>
+          <w:sz w:val="24"/>
+          <w:szCs w:val="24"/>
         </w:rPr>
         <w:t>（2）</w:t>
       </w:r>
       <w:r>
         <w:t>理论自信：</w:t>
+        <w:rPr>
+          <w:rFonts w:ascii="Times New Roman" w:hAnsi="Times New Roman" w:cs="Times New Roman" w:eastAsia="宋体" w:hint="eastAsia"/>
+          <w:sz w:val="24"/>
+          <w:szCs w:val="24"/>
+        </w:rPr>
       </w:r>
       <w:r>
         <w:t>坚信中国特色社会主义理论体系是指导党和人民实现中华民族伟大复兴的正确理论，是立足时代前沿、与时俱进的科学理</w:t>
+        <w:rPr>
+          <w:rFonts w:ascii="Times New Roman" w:hAnsi="Times New Roman" w:cs="Times New Roman" w:eastAsia="宋体" w:hint="eastAsia"/>
+          <w:sz w:val="24"/>
+          <w:szCs w:val="24"/>
+        </w:rPr>
       </w:r>
       <w:r>
         <w:t>论</w:t>
-      </w:r>
-      <w:r>
-        <w:rPr>
-          <w:rFonts w:hint="eastAsia"/>
+        <w:rPr>
+          <w:rFonts w:ascii="Times New Roman" w:hAnsi="Times New Roman" w:cs="Times New Roman" w:eastAsia="宋体" w:hint="eastAsia"/>
+          <w:sz w:val="24"/>
+          <w:szCs w:val="24"/>
+        </w:rPr>
+      </w:r>
+      <w:r>
+        <w:rPr>
+          <w:rFonts w:hint="eastAsia" w:ascii="Times New Roman" w:hAnsi="Times New Roman" w:cs="Times New Roman" w:eastAsia="宋体"/>
+          <w:sz w:val="24"/>
+          <w:szCs w:val="24"/>
         </w:rPr>
         <w:t>；</w:t>
       </w:r>
     </w:p>
     <w:p>
       <w:pPr>
-        <w:ind w:firstLine="360"/>
-        <w:rPr>
-          <w:rFonts w:hint="eastAsia"/>
-        </w:rPr>
-      </w:pPr>
-      <w:r>
-        <w:rPr>
-          <w:rFonts w:hint="eastAsia"/>
+        <w:pStyle w:val="a"/>
+        <w:snapToGrid w:val="0"/>
+        <w:spacing w:before="0" w:after="0" w:line="360" w:lineRule="auto"/>
+        <w:ind w:firstLineChars="200" w:firstLine="480"/>
+        <w:jc w:val="both"/>
+        <w:rPr>
+          <w:rFonts w:hint="eastAsia"/>
+        </w:rPr>
+      </w:pPr>
+      <w:r>
+        <w:rPr>
+          <w:rFonts w:hint="eastAsia" w:ascii="Times New Roman" w:hAnsi="Times New Roman" w:cs="Times New Roman" w:eastAsia="宋体"/>
+          <w:sz w:val="24"/>
+          <w:szCs w:val="24"/>
         </w:rPr>
         <w:t>（3）</w:t>
       </w:r>
       <w:r>
         <w:t>制度自信：</w:t>
+        <w:rPr>
+          <w:rFonts w:ascii="Times New Roman" w:hAnsi="Times New Roman" w:cs="Times New Roman" w:eastAsia="宋体" w:hint="eastAsia"/>
+          <w:sz w:val="24"/>
+          <w:szCs w:val="24"/>
+        </w:rPr>
       </w:r>
       <w:r>
         <w:t>坚信中国特色社会主义制度是当代中国发展进步的根本制度保障，是具有明显制度优势、强大自我完善能力的先进制度</w:t>
-      </w:r>
-      <w:r>
-        <w:rPr>
-          <w:rFonts w:hint="eastAsia"/>
+        <w:rPr>
+          <w:rFonts w:ascii="Times New Roman" w:hAnsi="Times New Roman" w:cs="Times New Roman" w:eastAsia="宋体" w:hint="eastAsia"/>
+          <w:sz w:val="24"/>
+          <w:szCs w:val="24"/>
+        </w:rPr>
+      </w:r>
+      <w:r>
+        <w:rPr>
+          <w:rFonts w:hint="eastAsia" w:ascii="Times New Roman" w:hAnsi="Times New Roman" w:cs="Times New Roman" w:eastAsia="宋体"/>
+          <w:sz w:val="24"/>
+          <w:szCs w:val="24"/>
         </w:rPr>
         <w:t>；</w:t>
       </w:r>
     </w:p>
     <w:p>
       <w:pPr>
-        <w:ind w:firstLine="360"/>
-        <w:rPr>
-          <w:rFonts w:hint="eastAsia"/>
-        </w:rPr>
-      </w:pPr>
-      <w:r>
-        <w:rPr>
-          <w:rFonts w:hint="eastAsia"/>
+        <w:pStyle w:val="a"/>
+        <w:snapToGrid w:val="0"/>
+        <w:spacing w:before="0" w:after="0" w:line="360" w:lineRule="auto"/>
+        <w:ind w:firstLineChars="200" w:firstLine="480"/>
+        <w:jc w:val="both"/>
+        <w:rPr>
+          <w:rFonts w:hint="eastAsia"/>
+        </w:rPr>
+      </w:pPr>
+      <w:r>
+        <w:rPr>
+          <w:rFonts w:hint="eastAsia" w:ascii="Times New Roman" w:hAnsi="Times New Roman" w:cs="Times New Roman" w:eastAsia="宋体"/>
+          <w:sz w:val="24"/>
+          <w:szCs w:val="24"/>
         </w:rPr>
         <w:t>（4）</w:t>
       </w:r>
       <w:r>
         <w:t>文化自信：</w:t>
+        <w:rPr>
+          <w:rFonts w:ascii="Times New Roman" w:hAnsi="Times New Roman" w:cs="Times New Roman" w:eastAsia="宋体" w:hint="eastAsia"/>
+          <w:sz w:val="24"/>
+          <w:szCs w:val="24"/>
+        </w:rPr>
       </w:r>
       <w:r>
         <w:t>坚信中国特色社会主义文化积淀着中华民族最深层的精神追求，代表着中华民族独特的精神标识，是激励全党全国各族人民奋勇前进的强大精神力量</w:t>
+        <w:rPr>
+          <w:rFonts w:ascii="Times New Roman" w:hAnsi="Times New Roman" w:cs="Times New Roman" w:eastAsia="宋体" w:hint="eastAsia"/>
+          <w:sz w:val="24"/>
+          <w:szCs w:val="24"/>
+        </w:rPr>
       </w:r>
       <w:r>
         <w:t>。</w:t>
-      </w:r>
-    </w:p>
-    <w:p>
-      <w:pPr>
-        <w:rPr>
-          <w:rFonts w:hint="eastAsia"/>
-        </w:rPr>
-      </w:pPr>
-      <w:r>
-        <w:rPr>
-          <w:rFonts w:hint="eastAsia"/>
-        </w:rPr>
-        <w:t>3，四个自信的三个来源是什么？</w:t>
-      </w:r>
-    </w:p>
-    <w:p>
-      <w:pPr>
-        <w:ind w:firstLine="420"/>
+        <w:rPr>
+          <w:rFonts w:ascii="Times New Roman" w:hAnsi="Times New Roman" w:cs="Times New Roman" w:eastAsia="宋体" w:hint="eastAsia"/>
+          <w:sz w:val="24"/>
+          <w:szCs w:val="24"/>
+        </w:rPr>
+      </w:r>
+    </w:p>
+    <w:p>
+      <w:pPr>
+        <w:pStyle w:val="a"/>
+        <w:snapToGrid w:val="0"/>
+        <w:spacing w:before="160" w:after="80" w:line="360" w:lineRule="auto"/>
+        <w:ind w:firstLineChars="200" w:firstLine="480"/>
+        <w:jc w:val="left"/>
+        <w:rPr>
+          <w:rFonts w:hint="eastAsia"/>
+        </w:rPr>
+      </w:pPr>
+      <w:r>
+        <w:rPr>
+          <w:rFonts w:hint="eastAsia" w:ascii="Times New Roman" w:hAnsi="Times New Roman" w:cs="Times New Roman" w:eastAsia="黑体"/>
+          <w:b w:val="0"/>
+          <w:bCs w:val="0"/>
+          <w:sz w:val="24"/>
+          <w:szCs w:val="24"/>
+        </w:rPr>
+        <w:t xml:space="preserve">4. 四个自信的三个来源是什么？</w:t>
+      </w:r>
+    </w:p>
+    <w:p>
+      <w:pPr>
+        <w:pStyle w:val="a"/>
+        <w:snapToGrid w:val="0"/>
+        <w:spacing w:before="0" w:after="0" w:line="360" w:lineRule="auto"/>
+        <w:ind w:firstLineChars="200" w:firstLine="480"/>
+        <w:jc w:val="both"/>
         <w:rPr>
           <w:rFonts w:hint="eastAsia"/>
         </w:rPr>
       </w:pPr>
       <w:r>
         <w:t>来源于实践、来源于人民、来源于真理。</w:t>
-      </w:r>
-    </w:p>
-    <w:p>
-      <w:pPr>
-        <w:rPr>
-          <w:rFonts w:hint="eastAsia"/>
-        </w:rPr>
-      </w:pPr>
-      <w:r>
-        <w:rPr>
-          <w:rFonts w:hint="eastAsia"/>
+        <w:rPr>
+          <w:rFonts w:ascii="Times New Roman" w:hAnsi="Times New Roman" w:cs="Times New Roman" w:eastAsia="宋体" w:hint="eastAsia"/>
+          <w:sz w:val="24"/>
+          <w:szCs w:val="24"/>
+        </w:rPr>
+      </w:r>
+    </w:p>
+    <w:p>
+      <w:pPr>
+        <w:pStyle w:val="a"/>
+        <w:snapToGrid w:val="0"/>
+        <w:spacing w:before="160" w:after="80" w:line="360" w:lineRule="auto"/>
+        <w:ind w:firstLineChars="200" w:firstLine="480"/>
+        <w:jc w:val="left"/>
+        <w:rPr>
+          <w:rFonts w:hint="eastAsia"/>
+        </w:rPr>
+      </w:pPr>
+      <w:r>
+        <w:rPr>
+          <w:rFonts w:hint="eastAsia" w:ascii="Times New Roman" w:hAnsi="Times New Roman" w:cs="Times New Roman" w:eastAsia="黑体"/>
+          <w:b w:val="0"/>
+          <w:bCs w:val="0"/>
+          <w:sz w:val="24"/>
+          <w:szCs w:val="24"/>
           <w:highlight w:val="lightGray"/>
         </w:rPr>
-        <w:t>4，</w:t>
-      </w:r>
-      <w:r>
-        <w:rPr>
-          <w:rFonts w:hint="eastAsia"/>
-        </w:rPr>
-        <w:t>坚定四个自信的根基和底气是什么？</w:t>
-      </w:r>
-    </w:p>
-    <w:p>
-      <w:pPr>
-        <w:rPr>
-          <w:rFonts w:hint="eastAsia"/>
-        </w:rPr>
-      </w:pPr>
-      <w:r>
-        <w:rPr>
-          <w:rFonts w:hint="eastAsia"/>
+        <w:t xml:space="preserve">5. </w:t>
+      </w:r>
+      <w:r>
+        <w:rPr>
+          <w:rFonts w:hint="eastAsia" w:ascii="Times New Roman" w:hAnsi="Times New Roman" w:cs="Times New Roman" w:eastAsia="黑体"/>
+          <w:b w:val="0"/>
+          <w:bCs w:val="0"/>
+          <w:sz w:val="24"/>
+          <w:szCs w:val="24"/>
+        </w:rPr>
+        <w:t xml:space="preserve">坚定四个自信的根基和底气是什么？</w:t>
+      </w:r>
+    </w:p>
+    <w:p>
+      <w:pPr>
+        <w:pStyle w:val="a"/>
+        <w:snapToGrid w:val="0"/>
+        <w:spacing w:before="0" w:after="0" w:line="360" w:lineRule="auto"/>
+        <w:ind w:firstLineChars="200" w:firstLine="480"/>
+        <w:jc w:val="both"/>
+        <w:rPr>
+          <w:rFonts w:hint="eastAsia"/>
+        </w:rPr>
+      </w:pPr>
+      <w:r>
+        <w:rPr>
+          <w:rFonts w:hint="eastAsia" w:ascii="Times New Roman" w:hAnsi="Times New Roman" w:cs="Times New Roman" w:eastAsia="宋体"/>
+          <w:sz w:val="24"/>
+          <w:szCs w:val="24"/>
         </w:rPr>
         <w:t>（1）</w:t>
       </w:r>
       <w:r>
         <w:t>坚强的领导核心：我们有中国共产党的坚强领导（这是中国特色社会主义最本质的特征、制度的最大优势）</w:t>
-      </w:r>
-      <w:r>
-        <w:rPr>
-          <w:rFonts w:hint="eastAsia"/>
+        <w:rPr>
+          <w:rFonts w:ascii="Times New Roman" w:hAnsi="Times New Roman" w:cs="Times New Roman" w:eastAsia="宋体" w:hint="eastAsia"/>
+          <w:sz w:val="24"/>
+          <w:szCs w:val="24"/>
+        </w:rPr>
+      </w:r>
+      <w:r>
+        <w:rPr>
+          <w:rFonts w:hint="eastAsia" w:ascii="Times New Roman" w:hAnsi="Times New Roman" w:cs="Times New Roman" w:eastAsia="宋体"/>
+          <w:sz w:val="24"/>
+          <w:szCs w:val="24"/>
         </w:rPr>
         <w:t>；</w:t>
       </w:r>
     </w:p>
     <w:p>
       <w:pPr>
-        <w:rPr>
-          <w:rFonts w:hint="eastAsia"/>
-        </w:rPr>
-      </w:pPr>
-      <w:r>
-        <w:rPr>
-          <w:rFonts w:hint="eastAsia"/>
+        <w:pStyle w:val="a"/>
+        <w:snapToGrid w:val="0"/>
+        <w:spacing w:before="0" w:after="0" w:line="360" w:lineRule="auto"/>
+        <w:ind w:firstLineChars="200" w:firstLine="480"/>
+        <w:jc w:val="both"/>
+        <w:rPr>
+          <w:rFonts w:hint="eastAsia"/>
+        </w:rPr>
+      </w:pPr>
+      <w:r>
+        <w:rPr>
+          <w:rFonts w:hint="eastAsia" w:ascii="Times New Roman" w:hAnsi="Times New Roman" w:cs="Times New Roman" w:eastAsia="宋体"/>
+          <w:sz w:val="24"/>
+          <w:szCs w:val="24"/>
         </w:rPr>
         <w:lastRenderedPageBreak/>
         <w:t>（2）</w:t>
       </w:r>
       <w:r>
         <w:t>坚实的综合基础：我们有新中国成立、改革开放以来特别是党的十八大以来形成的更为完善的制度保证、更为坚实的物质基础、更为主动的精神力量</w:t>
-      </w:r>
-      <w:r>
-        <w:rPr>
-          <w:rFonts w:hint="eastAsia"/>
+        <w:rPr>
+          <w:rFonts w:ascii="Times New Roman" w:hAnsi="Times New Roman" w:cs="Times New Roman" w:eastAsia="宋体" w:hint="eastAsia"/>
+          <w:sz w:val="24"/>
+          <w:szCs w:val="24"/>
+        </w:rPr>
+      </w:r>
+      <w:r>
+        <w:rPr>
+          <w:rFonts w:hint="eastAsia" w:ascii="Times New Roman" w:hAnsi="Times New Roman" w:cs="Times New Roman" w:eastAsia="宋体"/>
+          <w:sz w:val="24"/>
+          <w:szCs w:val="24"/>
         </w:rPr>
         <w:t>；</w:t>
       </w:r>
     </w:p>
     <w:p>
       <w:pPr>
-        <w:rPr>
-          <w:rFonts w:hint="eastAsia"/>
-        </w:rPr>
-      </w:pPr>
-      <w:r>
-        <w:rPr>
-          <w:rFonts w:hint="eastAsia"/>
+        <w:pStyle w:val="a"/>
+        <w:snapToGrid w:val="0"/>
+        <w:spacing w:before="0" w:after="0" w:line="360" w:lineRule="auto"/>
+        <w:ind w:firstLineChars="200" w:firstLine="480"/>
+        <w:jc w:val="both"/>
+        <w:rPr>
+          <w:rFonts w:hint="eastAsia"/>
+        </w:rPr>
+      </w:pPr>
+      <w:r>
+        <w:rPr>
+          <w:rFonts w:hint="eastAsia" w:ascii="Times New Roman" w:hAnsi="Times New Roman" w:cs="Times New Roman" w:eastAsia="宋体"/>
+          <w:sz w:val="24"/>
+          <w:szCs w:val="24"/>
         </w:rPr>
         <w:t>（3）</w:t>
       </w:r>
       <w:r>
         <w:t>深厚的文化根脉：我们有连绵不绝的中华5000多年文明（这是我们在世界风云激荡中站稳脚跟的根基）。特别强调：文化自信是更基础、更广泛、更深厚的自信，是一个国家、一个民族发展中最基本、最深沉、最持久的力量。</w:t>
+        <w:rPr>
+          <w:rFonts w:ascii="Times New Roman" w:hAnsi="Times New Roman" w:cs="Times New Roman" w:eastAsia="宋体" w:hint="eastAsia"/>
+          <w:sz w:val="24"/>
+          <w:szCs w:val="24"/>
+        </w:rPr>
       </w:r>
     </w:p>
     <w:sectPr>
@@ -1063,9 +1390,9 @@
   <w:docDefaults>
     <w:rPrDefault>
       <w:rPr>
-        <w:rFonts w:asciiTheme="minorHAnsi" w:eastAsiaTheme="minorEastAsia" w:hAnsiTheme="minorHAnsi" w:cstheme="minorBidi"/>
+        <w:rFonts w:asciiTheme="minorHAnsi" w:eastAsiaTheme="minorEastAsia" w:hAnsiTheme="minorHAnsi" w:cstheme="minorBidi" w:ascii="Times New Roman" w:hAnsi="Times New Roman" w:cs="Times New Roman" w:eastAsia="宋体" w:hint="eastAsia"/>
         <w:kern w:val="2"/>
-        <w:sz w:val="22"/>
+        <w:sz w:val="24"/>
         <w:szCs w:val="24"/>
         <w:lang w:val="en-US" w:eastAsia="zh-CN" w:bidi="ar-SA"/>
         <w14:ligatures w14:val="standardContextual"/>
@@ -1073,7 +1400,7 @@
     </w:rPrDefault>
     <w:pPrDefault>
       <w:pPr>
-        <w:spacing w:after="160" w:line="278" w:lineRule="auto"/>
+        <w:spacing w:after="0" w:line="360" w:lineRule="auto" w:before="0"/>
       </w:pPr>
     </w:pPrDefault>
   </w:docDefaults>
@@ -1460,7 +1787,13 @@
     <w:qFormat/>
     <w:pPr>
       <w:widowControl w:val="0"/>
+      <w:spacing w:before="0" w:after="0" w:line="360" w:lineRule="auto"/>
     </w:pPr>
+    <w:rPr>
+      <w:rFonts w:ascii="Times New Roman" w:hAnsi="Times New Roman" w:cs="Times New Roman" w:eastAsia="宋体" w:hint="eastAsia"/>
+      <w:sz w:val="24"/>
+      <w:szCs w:val="24"/>
+    </w:rPr>
   </w:style>
   <w:style w:type="paragraph" w:styleId="1">
     <w:name w:val="heading 1"/>

--- a/习近平新时代思想概论/作业/HW2.docx
+++ b/习近平新时代思想概论/作业/HW2.docx
@@ -16,8 +16,8 @@
       <w:r>
         <w:rPr>
           <w:rFonts w:hint="eastAsia" w:ascii="Times New Roman" w:hAnsi="Times New Roman" w:cs="Times New Roman" w:eastAsia="黑体"/>
-          <w:b w:val="0"/>
-          <w:bCs w:val="0"/>
+          <w:b w:val="1"/>
+          <w:bCs w:val="1"/>
           <w:sz w:val="24"/>
           <w:szCs w:val="24"/>
         </w:rPr>
@@ -44,12 +44,12 @@
         <w:t>（1）</w:t>
       </w:r>
       <w:r>
+        <w:rPr>
+          <w:rFonts w:ascii="Times New Roman" w:hAnsi="Times New Roman" w:cs="Times New Roman" w:eastAsia="宋体" w:hint="eastAsia"/>
+          <w:sz w:val="24"/>
+          <w:szCs w:val="24"/>
+        </w:rPr>
         <w:t>中国特色社会主义是在改革开放40多年的伟大实践中得来的</w:t>
-        <w:rPr>
-          <w:rFonts w:ascii="Times New Roman" w:hAnsi="Times New Roman" w:cs="Times New Roman" w:eastAsia="宋体" w:hint="eastAsia"/>
-          <w:sz w:val="24"/>
-          <w:szCs w:val="24"/>
-        </w:rPr>
       </w:r>
       <w:r>
         <w:rPr>
@@ -80,12 +80,12 @@
         <w:t>（2）</w:t>
       </w:r>
       <w:r>
+        <w:rPr>
+          <w:rFonts w:ascii="Times New Roman" w:hAnsi="Times New Roman" w:cs="Times New Roman" w:eastAsia="宋体" w:hint="eastAsia"/>
+          <w:sz w:val="24"/>
+          <w:szCs w:val="24"/>
+        </w:rPr>
         <w:t>是在新中国成立70多年的持续探索中得来的</w:t>
-        <w:rPr>
-          <w:rFonts w:ascii="Times New Roman" w:hAnsi="Times New Roman" w:cs="Times New Roman" w:eastAsia="宋体" w:hint="eastAsia"/>
-          <w:sz w:val="24"/>
-          <w:szCs w:val="24"/>
-        </w:rPr>
       </w:r>
       <w:r>
         <w:rPr>
@@ -116,12 +116,12 @@
         <w:t>（3）</w:t>
       </w:r>
       <w:r>
+        <w:rPr>
+          <w:rFonts w:ascii="Times New Roman" w:hAnsi="Times New Roman" w:cs="Times New Roman" w:eastAsia="宋体" w:hint="eastAsia"/>
+          <w:sz w:val="24"/>
+          <w:szCs w:val="24"/>
+        </w:rPr>
         <w:t>是在中国共产党领导人民进行伟大社会革命100多年的实践中得来的</w:t>
-        <w:rPr>
-          <w:rFonts w:ascii="Times New Roman" w:hAnsi="Times New Roman" w:cs="Times New Roman" w:eastAsia="宋体" w:hint="eastAsia"/>
-          <w:sz w:val="24"/>
-          <w:szCs w:val="24"/>
-        </w:rPr>
       </w:r>
       <w:r>
         <w:rPr>
@@ -152,12 +152,12 @@
         <w:t>（4）</w:t>
       </w:r>
       <w:r>
+        <w:rPr>
+          <w:rFonts w:ascii="Times New Roman" w:hAnsi="Times New Roman" w:cs="Times New Roman" w:eastAsia="宋体" w:hint="eastAsia"/>
+          <w:sz w:val="24"/>
+          <w:szCs w:val="24"/>
+        </w:rPr>
         <w:t>是在近代以来中华民族由衰到盛180多年的历史进程中得来的</w:t>
-        <w:rPr>
-          <w:rFonts w:ascii="Times New Roman" w:hAnsi="Times New Roman" w:cs="Times New Roman" w:eastAsia="宋体" w:hint="eastAsia"/>
-          <w:sz w:val="24"/>
-          <w:szCs w:val="24"/>
-        </w:rPr>
       </w:r>
       <w:r>
         <w:rPr>
@@ -188,12 +188,12 @@
         <w:t>（5）</w:t>
       </w:r>
       <w:r>
+        <w:rPr>
+          <w:rFonts w:ascii="Times New Roman" w:hAnsi="Times New Roman" w:cs="Times New Roman" w:eastAsia="宋体" w:hint="eastAsia"/>
+          <w:sz w:val="24"/>
+          <w:szCs w:val="24"/>
+        </w:rPr>
         <w:t>是在世界社会主义500多年波澜壮阔的发展历程中得来的</w:t>
-        <w:rPr>
-          <w:rFonts w:ascii="Times New Roman" w:hAnsi="Times New Roman" w:cs="Times New Roman" w:eastAsia="宋体" w:hint="eastAsia"/>
-          <w:sz w:val="24"/>
-          <w:szCs w:val="24"/>
-        </w:rPr>
       </w:r>
       <w:r>
         <w:rPr>
@@ -224,12 +224,12 @@
         <w:t>（6）</w:t>
       </w:r>
       <w:r>
+        <w:rPr>
+          <w:rFonts w:ascii="Times New Roman" w:hAnsi="Times New Roman" w:cs="Times New Roman" w:eastAsia="宋体" w:hint="eastAsia"/>
+          <w:sz w:val="24"/>
+          <w:szCs w:val="24"/>
+        </w:rPr>
         <w:t>是在对中华文明5000多年的传承发展中得来的。</w:t>
-        <w:rPr>
-          <w:rFonts w:ascii="Times New Roman" w:hAnsi="Times New Roman" w:cs="Times New Roman" w:eastAsia="宋体" w:hint="eastAsia"/>
-          <w:sz w:val="24"/>
-          <w:szCs w:val="24"/>
-        </w:rPr>
       </w:r>
     </w:p>
     <w:p>
@@ -246,28 +246,28 @@
       <w:r>
         <w:rPr>
           <w:rFonts w:hint="eastAsia" w:ascii="Times New Roman" w:hAnsi="Times New Roman" w:cs="Times New Roman" w:eastAsia="黑体"/>
-          <w:b w:val="0"/>
-          <w:bCs w:val="0"/>
+          <w:b w:val="1"/>
+          <w:bCs w:val="1"/>
           <w:sz w:val="24"/>
           <w:szCs w:val="24"/>
         </w:rPr>
         <w:t xml:space="preserve">2. </w:t>
       </w:r>
       <w:r>
+        <w:rPr>
+          <w:rFonts w:ascii="Times New Roman" w:hAnsi="Times New Roman" w:cs="Times New Roman" w:eastAsia="黑体" w:hint="eastAsia"/>
+          <w:b w:val="1"/>
+          <w:bCs w:val="1"/>
+          <w:sz w:val="24"/>
+          <w:szCs w:val="24"/>
+        </w:rPr>
         <w:t xml:space="preserve">改革开放成功的根本原因</w:t>
-        <w:rPr>
-          <w:rFonts w:ascii="Times New Roman" w:hAnsi="Times New Roman" w:cs="Times New Roman" w:eastAsia="黑体" w:hint="eastAsia"/>
-          <w:b w:val="0"/>
-          <w:bCs w:val="0"/>
-          <w:sz w:val="24"/>
-          <w:szCs w:val="24"/>
-        </w:rPr>
       </w:r>
       <w:r>
         <w:rPr>
           <w:rFonts w:hint="eastAsia" w:ascii="Times New Roman" w:hAnsi="Times New Roman" w:cs="Times New Roman" w:eastAsia="黑体"/>
-          <w:b w:val="0"/>
-          <w:bCs w:val="0"/>
+          <w:b w:val="1"/>
+          <w:bCs w:val="1"/>
           <w:sz w:val="24"/>
           <w:szCs w:val="24"/>
         </w:rPr>
@@ -276,8 +276,8 @@
       <w:r>
         <w:rPr>
           <w:rFonts w:hint="eastAsia" w:ascii="Times New Roman" w:hAnsi="Times New Roman" w:cs="Times New Roman" w:eastAsia="黑体"/>
-          <w:b w:val="0"/>
-          <w:bCs w:val="0"/>
+          <w:b w:val="1"/>
+          <w:bCs w:val="1"/>
           <w:sz w:val="24"/>
           <w:szCs w:val="24"/>
         </w:rPr>
@@ -304,12 +304,12 @@
         <w:t>（1）</w:t>
       </w:r>
       <w:r>
+        <w:rPr>
+          <w:rFonts w:ascii="Times New Roman" w:hAnsi="Times New Roman" w:cs="Times New Roman" w:eastAsia="宋体" w:hint="eastAsia"/>
+          <w:sz w:val="24"/>
+          <w:szCs w:val="24"/>
+        </w:rPr>
         <w:t>开辟了中国特色社会主义道路</w:t>
-        <w:rPr>
-          <w:rFonts w:ascii="Times New Roman" w:hAnsi="Times New Roman" w:cs="Times New Roman" w:eastAsia="宋体" w:hint="eastAsia"/>
-          <w:sz w:val="24"/>
-          <w:szCs w:val="24"/>
-        </w:rPr>
       </w:r>
       <w:r>
         <w:rPr>
@@ -340,12 +340,12 @@
         <w:t>（2）</w:t>
       </w:r>
       <w:r>
+        <w:rPr>
+          <w:rFonts w:ascii="Times New Roman" w:hAnsi="Times New Roman" w:cs="Times New Roman" w:eastAsia="宋体" w:hint="eastAsia"/>
+          <w:sz w:val="24"/>
+          <w:szCs w:val="24"/>
+        </w:rPr>
         <w:t>形成了中国特色社会主义理论体系</w:t>
-        <w:rPr>
-          <w:rFonts w:ascii="Times New Roman" w:hAnsi="Times New Roman" w:cs="Times New Roman" w:eastAsia="宋体" w:hint="eastAsia"/>
-          <w:sz w:val="24"/>
-          <w:szCs w:val="24"/>
-        </w:rPr>
       </w:r>
       <w:r>
         <w:rPr>
@@ -376,12 +376,12 @@
         <w:t>（3）</w:t>
       </w:r>
       <w:r>
+        <w:rPr>
+          <w:rFonts w:ascii="Times New Roman" w:hAnsi="Times New Roman" w:cs="Times New Roman" w:eastAsia="宋体" w:hint="eastAsia"/>
+          <w:sz w:val="24"/>
+          <w:szCs w:val="24"/>
+        </w:rPr>
         <w:t>确立了中国特色社会主义制度</w:t>
-        <w:rPr>
-          <w:rFonts w:ascii="Times New Roman" w:hAnsi="Times New Roman" w:cs="Times New Roman" w:eastAsia="宋体" w:hint="eastAsia"/>
-          <w:sz w:val="24"/>
-          <w:szCs w:val="24"/>
-        </w:rPr>
       </w:r>
       <w:r>
         <w:rPr>
@@ -412,12 +412,12 @@
         <w:t>（4）</w:t>
       </w:r>
       <w:r>
+        <w:rPr>
+          <w:rFonts w:ascii="Times New Roman" w:hAnsi="Times New Roman" w:cs="Times New Roman" w:eastAsia="宋体" w:hint="eastAsia"/>
+          <w:sz w:val="24"/>
+          <w:szCs w:val="24"/>
+        </w:rPr>
         <w:t>发展了中国特色社会主义文化。</w:t>
-        <w:rPr>
-          <w:rFonts w:ascii="Times New Roman" w:hAnsi="Times New Roman" w:cs="Times New Roman" w:eastAsia="宋体" w:hint="eastAsia"/>
-          <w:sz w:val="24"/>
-          <w:szCs w:val="24"/>
-        </w:rPr>
       </w:r>
     </w:p>
     <w:p>
@@ -440,12 +440,12 @@
         <w:t>其中，</w:t>
       </w:r>
       <w:r>
+        <w:rPr>
+          <w:rFonts w:ascii="Times New Roman" w:hAnsi="Times New Roman" w:cs="Times New Roman" w:eastAsia="宋体" w:hint="eastAsia"/>
+          <w:sz w:val="24"/>
+          <w:szCs w:val="24"/>
+        </w:rPr>
         <w:t>道路是实现途径，理论体系是行动指南，制度是根本保障，文化是精神力量</w:t>
-        <w:rPr>
-          <w:rFonts w:ascii="Times New Roman" w:hAnsi="Times New Roman" w:cs="Times New Roman" w:eastAsia="宋体" w:hint="eastAsia"/>
-          <w:sz w:val="24"/>
-          <w:szCs w:val="24"/>
-        </w:rPr>
       </w:r>
       <w:r>
         <w:rPr>
@@ -468,20 +468,20 @@
         </w:rPr>
       </w:pPr>
       <w:r>
+        <w:rPr>
+          <w:rFonts w:ascii="Times New Roman" w:hAnsi="Times New Roman" w:cs="Times New Roman" w:eastAsia="黑体" w:hint="eastAsia"/>
+          <w:b w:val="1"/>
+          <w:bCs w:val="1"/>
+          <w:sz w:val="24"/>
+          <w:szCs w:val="24"/>
+        </w:rPr>
         <w:t xml:space="preserve">3. “四个自信”分别是什么</w:t>
-        <w:rPr>
-          <w:rFonts w:ascii="Times New Roman" w:hAnsi="Times New Roman" w:cs="Times New Roman" w:eastAsia="黑体" w:hint="eastAsia"/>
-          <w:b w:val="0"/>
-          <w:bCs w:val="0"/>
-          <w:sz w:val="24"/>
-          <w:szCs w:val="24"/>
-        </w:rPr>
       </w:r>
       <w:r>
         <w:rPr>
           <w:rFonts w:hint="eastAsia" w:ascii="Times New Roman" w:hAnsi="Times New Roman" w:cs="Times New Roman" w:eastAsia="黑体"/>
-          <w:b w:val="0"/>
-          <w:bCs w:val="0"/>
+          <w:b w:val="1"/>
+          <w:bCs w:val="1"/>
           <w:sz w:val="24"/>
           <w:szCs w:val="24"/>
         </w:rPr>
@@ -508,20 +508,20 @@
         <w:t>（1）</w:t>
       </w:r>
       <w:r>
+        <w:rPr>
+          <w:rFonts w:ascii="Times New Roman" w:hAnsi="Times New Roman" w:cs="Times New Roman" w:eastAsia="宋体" w:hint="eastAsia"/>
+          <w:sz w:val="24"/>
+          <w:szCs w:val="24"/>
+        </w:rPr>
         <w:t>道路自信：</w:t>
+      </w:r>
+      <w:r>
         <w:rPr>
           <w:rFonts w:ascii="Times New Roman" w:hAnsi="Times New Roman" w:cs="Times New Roman" w:eastAsia="宋体" w:hint="eastAsia"/>
           <w:sz w:val="24"/>
           <w:szCs w:val="24"/>
         </w:rPr>
-      </w:r>
-      <w:r>
         <w:t>坚信中国特色社会主义道路是实现社会主义现代化、创造人民美好生活、实现中华民族伟大复兴的必由之路</w:t>
-        <w:rPr>
-          <w:rFonts w:ascii="Times New Roman" w:hAnsi="Times New Roman" w:cs="Times New Roman" w:eastAsia="宋体" w:hint="eastAsia"/>
-          <w:sz w:val="24"/>
-          <w:szCs w:val="24"/>
-        </w:rPr>
       </w:r>
       <w:r>
         <w:rPr>
@@ -552,28 +552,28 @@
         <w:t>（2）</w:t>
       </w:r>
       <w:r>
+        <w:rPr>
+          <w:rFonts w:ascii="Times New Roman" w:hAnsi="Times New Roman" w:cs="Times New Roman" w:eastAsia="宋体" w:hint="eastAsia"/>
+          <w:sz w:val="24"/>
+          <w:szCs w:val="24"/>
+        </w:rPr>
         <w:t>理论自信：</w:t>
+      </w:r>
+      <w:r>
         <w:rPr>
           <w:rFonts w:ascii="Times New Roman" w:hAnsi="Times New Roman" w:cs="Times New Roman" w:eastAsia="宋体" w:hint="eastAsia"/>
           <w:sz w:val="24"/>
           <w:szCs w:val="24"/>
         </w:rPr>
-      </w:r>
-      <w:r>
         <w:t>坚信中国特色社会主义理论体系是指导党和人民实现中华民族伟大复兴的正确理论，是立足时代前沿、与时俱进的科学理</w:t>
+      </w:r>
+      <w:r>
         <w:rPr>
           <w:rFonts w:ascii="Times New Roman" w:hAnsi="Times New Roman" w:cs="Times New Roman" w:eastAsia="宋体" w:hint="eastAsia"/>
           <w:sz w:val="24"/>
           <w:szCs w:val="24"/>
         </w:rPr>
-      </w:r>
-      <w:r>
         <w:t>论</w:t>
-        <w:rPr>
-          <w:rFonts w:ascii="Times New Roman" w:hAnsi="Times New Roman" w:cs="Times New Roman" w:eastAsia="宋体" w:hint="eastAsia"/>
-          <w:sz w:val="24"/>
-          <w:szCs w:val="24"/>
-        </w:rPr>
       </w:r>
       <w:r>
         <w:rPr>
@@ -604,20 +604,20 @@
         <w:t>（3）</w:t>
       </w:r>
       <w:r>
+        <w:rPr>
+          <w:rFonts w:ascii="Times New Roman" w:hAnsi="Times New Roman" w:cs="Times New Roman" w:eastAsia="宋体" w:hint="eastAsia"/>
+          <w:sz w:val="24"/>
+          <w:szCs w:val="24"/>
+        </w:rPr>
         <w:t>制度自信：</w:t>
+      </w:r>
+      <w:r>
         <w:rPr>
           <w:rFonts w:ascii="Times New Roman" w:hAnsi="Times New Roman" w:cs="Times New Roman" w:eastAsia="宋体" w:hint="eastAsia"/>
           <w:sz w:val="24"/>
           <w:szCs w:val="24"/>
         </w:rPr>
-      </w:r>
-      <w:r>
         <w:t>坚信中国特色社会主义制度是当代中国发展进步的根本制度保障，是具有明显制度优势、强大自我完善能力的先进制度</w:t>
-        <w:rPr>
-          <w:rFonts w:ascii="Times New Roman" w:hAnsi="Times New Roman" w:cs="Times New Roman" w:eastAsia="宋体" w:hint="eastAsia"/>
-          <w:sz w:val="24"/>
-          <w:szCs w:val="24"/>
-        </w:rPr>
       </w:r>
       <w:r>
         <w:rPr>
@@ -648,28 +648,28 @@
         <w:t>（4）</w:t>
       </w:r>
       <w:r>
+        <w:rPr>
+          <w:rFonts w:ascii="Times New Roman" w:hAnsi="Times New Roman" w:cs="Times New Roman" w:eastAsia="宋体" w:hint="eastAsia"/>
+          <w:sz w:val="24"/>
+          <w:szCs w:val="24"/>
+        </w:rPr>
         <w:t>文化自信：</w:t>
+      </w:r>
+      <w:r>
         <w:rPr>
           <w:rFonts w:ascii="Times New Roman" w:hAnsi="Times New Roman" w:cs="Times New Roman" w:eastAsia="宋体" w:hint="eastAsia"/>
           <w:sz w:val="24"/>
           <w:szCs w:val="24"/>
         </w:rPr>
-      </w:r>
-      <w:r>
         <w:t>坚信中国特色社会主义文化积淀着中华民族最深层的精神追求，代表着中华民族独特的精神标识，是激励全党全国各族人民奋勇前进的强大精神力量</w:t>
+      </w:r>
+      <w:r>
         <w:rPr>
           <w:rFonts w:ascii="Times New Roman" w:hAnsi="Times New Roman" w:cs="Times New Roman" w:eastAsia="宋体" w:hint="eastAsia"/>
           <w:sz w:val="24"/>
           <w:szCs w:val="24"/>
         </w:rPr>
-      </w:r>
-      <w:r>
         <w:t>。</w:t>
-        <w:rPr>
-          <w:rFonts w:ascii="Times New Roman" w:hAnsi="Times New Roman" w:cs="Times New Roman" w:eastAsia="宋体" w:hint="eastAsia"/>
-          <w:sz w:val="24"/>
-          <w:szCs w:val="24"/>
-        </w:rPr>
       </w:r>
     </w:p>
     <w:p>
@@ -686,8 +686,8 @@
       <w:r>
         <w:rPr>
           <w:rFonts w:hint="eastAsia" w:ascii="Times New Roman" w:hAnsi="Times New Roman" w:cs="Times New Roman" w:eastAsia="黑体"/>
-          <w:b w:val="0"/>
-          <w:bCs w:val="0"/>
+          <w:b w:val="1"/>
+          <w:bCs w:val="1"/>
           <w:sz w:val="24"/>
           <w:szCs w:val="24"/>
         </w:rPr>
@@ -706,12 +706,12 @@
         </w:rPr>
       </w:pPr>
       <w:r>
+        <w:rPr>
+          <w:rFonts w:ascii="Times New Roman" w:hAnsi="Times New Roman" w:cs="Times New Roman" w:eastAsia="宋体" w:hint="eastAsia"/>
+          <w:sz w:val="24"/>
+          <w:szCs w:val="24"/>
+        </w:rPr>
         <w:t>来源于实践、来源于人民、来源于真理。</w:t>
-        <w:rPr>
-          <w:rFonts w:ascii="Times New Roman" w:hAnsi="Times New Roman" w:cs="Times New Roman" w:eastAsia="宋体" w:hint="eastAsia"/>
-          <w:sz w:val="24"/>
-          <w:szCs w:val="24"/>
-        </w:rPr>
       </w:r>
     </w:p>
     <w:p>
@@ -728,8 +728,8 @@
       <w:r>
         <w:rPr>
           <w:rFonts w:hint="eastAsia" w:ascii="Times New Roman" w:hAnsi="Times New Roman" w:cs="Times New Roman" w:eastAsia="黑体"/>
-          <w:b w:val="0"/>
-          <w:bCs w:val="0"/>
+          <w:b w:val="1"/>
+          <w:bCs w:val="1"/>
           <w:sz w:val="24"/>
           <w:szCs w:val="24"/>
           <w:highlight w:val="lightGray"/>
@@ -739,8 +739,8 @@
       <w:r>
         <w:rPr>
           <w:rFonts w:hint="eastAsia" w:ascii="Times New Roman" w:hAnsi="Times New Roman" w:cs="Times New Roman" w:eastAsia="黑体"/>
-          <w:b w:val="0"/>
-          <w:bCs w:val="0"/>
+          <w:b w:val="1"/>
+          <w:bCs w:val="1"/>
           <w:sz w:val="24"/>
           <w:szCs w:val="24"/>
         </w:rPr>
@@ -767,12 +767,12 @@
         <w:t>（1）</w:t>
       </w:r>
       <w:r>
+        <w:rPr>
+          <w:rFonts w:ascii="Times New Roman" w:hAnsi="Times New Roman" w:cs="Times New Roman" w:eastAsia="宋体" w:hint="eastAsia"/>
+          <w:sz w:val="24"/>
+          <w:szCs w:val="24"/>
+        </w:rPr>
         <w:t>坚强的领导核心：我们有中国共产党的坚强领导（这是中国特色社会主义最本质的特征、制度的最大优势）</w:t>
-        <w:rPr>
-          <w:rFonts w:ascii="Times New Roman" w:hAnsi="Times New Roman" w:cs="Times New Roman" w:eastAsia="宋体" w:hint="eastAsia"/>
-          <w:sz w:val="24"/>
-          <w:szCs w:val="24"/>
-        </w:rPr>
       </w:r>
       <w:r>
         <w:rPr>
@@ -804,12 +804,12 @@
         <w:t>（2）</w:t>
       </w:r>
       <w:r>
+        <w:rPr>
+          <w:rFonts w:ascii="Times New Roman" w:hAnsi="Times New Roman" w:cs="Times New Roman" w:eastAsia="宋体" w:hint="eastAsia"/>
+          <w:sz w:val="24"/>
+          <w:szCs w:val="24"/>
+        </w:rPr>
         <w:t>坚实的综合基础：我们有新中国成立、改革开放以来特别是党的十八大以来形成的更为完善的制度保证、更为坚实的物质基础、更为主动的精神力量</w:t>
-        <w:rPr>
-          <w:rFonts w:ascii="Times New Roman" w:hAnsi="Times New Roman" w:cs="Times New Roman" w:eastAsia="宋体" w:hint="eastAsia"/>
-          <w:sz w:val="24"/>
-          <w:szCs w:val="24"/>
-        </w:rPr>
       </w:r>
       <w:r>
         <w:rPr>
@@ -840,15 +840,16 @@
         <w:t>（3）</w:t>
       </w:r>
       <w:r>
+        <w:rPr>
+          <w:rFonts w:ascii="Times New Roman" w:hAnsi="Times New Roman" w:cs="Times New Roman" w:eastAsia="宋体" w:hint="eastAsia"/>
+          <w:sz w:val="24"/>
+          <w:szCs w:val="24"/>
+        </w:rPr>
         <w:t>深厚的文化根脉：我们有连绵不绝的中华5000多年文明（这是我们在世界风云激荡中站稳脚跟的根基）。特别强调：文化自信是更基础、更广泛、更深厚的自信，是一个国家、一个民族发展中最基本、最深沉、最持久的力量。</w:t>
-        <w:rPr>
-          <w:rFonts w:ascii="Times New Roman" w:hAnsi="Times New Roman" w:cs="Times New Roman" w:eastAsia="宋体" w:hint="eastAsia"/>
-          <w:sz w:val="24"/>
-          <w:szCs w:val="24"/>
-        </w:rPr>
       </w:r>
     </w:p>
     <w:sectPr>
+      <w:footerReference w:type="default" r:id="rId9"/>
       <w:pgSz w:w="11906" w:h="16838"/>
       <w:pgMar w:top="1440" w:right="1800" w:bottom="1440" w:left="1800" w:header="851" w:footer="992" w:gutter="0"/>
       <w:cols w:space="425"/>
@@ -887,6 +888,27 @@
     </w:p>
   </w:endnote>
 </w:endnotes>
+</file>
+
+<file path=word/footer1.xml><?xml version="1.0" encoding="utf-8"?>
+<w:ftr xmlns:m="http://schemas.openxmlformats.org/officeDocument/2006/math" xmlns:mc="http://schemas.openxmlformats.org/markup-compatibility/2006" xmlns:mo="http://schemas.microsoft.com/office/mac/office/2008/main" xmlns:mv="urn:schemas-microsoft-com:mac:vml" xmlns:o="urn:schemas-microsoft-com:office:office" xmlns:r="http://schemas.openxmlformats.org/officeDocument/2006/relationships" xmlns:v="urn:schemas-microsoft-com:vml" xmlns:w10="urn:schemas-microsoft-com:office:word" xmlns:w14="http://schemas.microsoft.com/office/word/2010/wordml" xmlns:w="http://schemas.openxmlformats.org/wordprocessingml/2006/main" xmlns:wne="http://schemas.microsoft.com/office/word/2006/wordml" xmlns:wp14="http://schemas.microsoft.com/office/word/2010/wordprocessingDrawing" xmlns:wp="http://schemas.openxmlformats.org/drawingml/2006/wordprocessingDrawing" xmlns:wpc="http://schemas.microsoft.com/office/word/2010/wordprocessingCanvas" xmlns:wpg="http://schemas.microsoft.com/office/word/2010/wordprocessingGroup" xmlns:wpi="http://schemas.microsoft.com/office/word/2010/wordprocessingInk" xmlns:wps="http://schemas.microsoft.com/office/word/2010/wordprocessingShape" mc:Ignorable="w14 wp14">
+  <w:p>
+    <w:pPr>
+      <w:pStyle w:val="Footer"/>
+      <w:jc w:val="center"/>
+    </w:pPr>
+    <w:r>
+      <w:rPr>
+        <w:rFonts w:ascii="Times New Roman" w:hAnsi="Times New Roman" w:eastAsia="宋体"/>
+        <w:sz w:val="21"/>
+        <w:szCs w:val="21"/>
+      </w:rPr>
+      <w:fldChar w:fldCharType="begin"/>
+      <w:instrText xml:space="preserve"> PAGE </w:instrText>
+      <w:fldChar w:fldCharType="end"/>
+    </w:r>
+  </w:p>
+</w:ftr>
 </file>
 
 <file path=word/footnotes.xml><?xml version="1.0" encoding="utf-8"?>

--- a/习近平新时代思想概论/作业/HW2.docx
+++ b/习近平新时代思想概论/作业/HW2.docx
@@ -21,7 +21,7 @@
           <w:sz w:val="24"/>
           <w:szCs w:val="24"/>
         </w:rPr>
-        <w:t xml:space="preserve">1. 如何理解习思想的历史渊源？</w:t>
+        <w:t xml:space="preserve">1. 习思想的历史渊源应该怎样把握？</w:t>
       </w:r>
     </w:p>
     <w:p>
@@ -251,37 +251,7 @@
           <w:sz w:val="24"/>
           <w:szCs w:val="24"/>
         </w:rPr>
-        <w:t xml:space="preserve">2. </w:t>
-      </w:r>
-      <w:r>
-        <w:rPr>
-          <w:rFonts w:ascii="Times New Roman" w:hAnsi="Times New Roman" w:cs="Times New Roman" w:eastAsia="黑体" w:hint="eastAsia"/>
-          <w:b w:val="1"/>
-          <w:bCs w:val="1"/>
-          <w:sz w:val="24"/>
-          <w:szCs w:val="24"/>
-        </w:rPr>
-        <w:t xml:space="preserve">改革开放成功的根本原因</w:t>
-      </w:r>
-      <w:r>
-        <w:rPr>
-          <w:rFonts w:hint="eastAsia" w:ascii="Times New Roman" w:hAnsi="Times New Roman" w:cs="Times New Roman" w:eastAsia="黑体"/>
-          <w:b w:val="1"/>
-          <w:bCs w:val="1"/>
-          <w:sz w:val="24"/>
-          <w:szCs w:val="24"/>
-        </w:rPr>
-        <w:t>（和逻辑关系）</w:t>
-      </w:r>
-      <w:r>
-        <w:rPr>
-          <w:rFonts w:hint="eastAsia" w:ascii="Times New Roman" w:hAnsi="Times New Roman" w:cs="Times New Roman" w:eastAsia="黑体"/>
-          <w:b w:val="1"/>
-          <w:bCs w:val="1"/>
-          <w:sz w:val="24"/>
-          <w:szCs w:val="24"/>
-        </w:rPr>
-        <w:t>？</w:t>
+        <w:t xml:space="preserve">2. 改革开放之所以能够成功，根本原因在哪里（以及这几点之间的逻辑关系）？</w:t>
       </w:r>
     </w:p>
     <w:p>
@@ -460,6 +430,26 @@
       <w:pPr>
         <w:pStyle w:val="a"/>
         <w:snapToGrid w:val="0"/>
+        <w:spacing w:before="0" w:after="0" w:line="360" w:lineRule="auto"/>
+        <w:ind w:firstLineChars="200" w:firstLine="480"/>
+        <w:jc w:val="both"/>
+        <w:rPr>
+          <w:rFonts w:hint="eastAsia"/>
+        </w:rPr>
+      </w:pPr>
+      <w:r>
+        <w:rPr>
+          <w:rFonts w:hint="eastAsia" w:ascii="Times New Roman" w:hAnsi="Times New Roman" w:cs="Times New Roman" w:eastAsia="宋体"/>
+          <w:sz w:val="24"/>
+          <w:szCs w:val="24"/>
+        </w:rPr>
+        <w:t xml:space="preserve">// 道路、理论、制度、文化四者的关系是“途径—指南—保障—力量”，这一句是给分点，别嫌啰嗦。</w:t>
+      </w:r>
+    </w:p>
+    <w:p>
+      <w:pPr>
+        <w:pStyle w:val="a"/>
+        <w:snapToGrid w:val="0"/>
         <w:spacing w:before="160" w:after="80" w:line="360" w:lineRule="auto"/>
         <w:ind w:firstLineChars="200" w:firstLine="480"/>
         <w:jc w:val="left"/>
@@ -475,17 +465,7 @@
           <w:sz w:val="24"/>
           <w:szCs w:val="24"/>
         </w:rPr>
-        <w:t xml:space="preserve">3. “四个自信”分别是什么</w:t>
-      </w:r>
-      <w:r>
-        <w:rPr>
-          <w:rFonts w:hint="eastAsia" w:ascii="Times New Roman" w:hAnsi="Times New Roman" w:cs="Times New Roman" w:eastAsia="黑体"/>
-          <w:b w:val="1"/>
-          <w:bCs w:val="1"/>
-          <w:sz w:val="24"/>
-          <w:szCs w:val="24"/>
-        </w:rPr>
-        <w:t>？</w:t>
+        <w:t xml:space="preserve">3. 请分别说明“四个自信”各自指什么？</w:t>
       </w:r>
     </w:p>
     <w:p>
@@ -691,7 +671,7 @@
           <w:sz w:val="24"/>
           <w:szCs w:val="24"/>
         </w:rPr>
-        <w:t xml:space="preserve">4. 四个自信的三个来源是什么？</w:t>
+        <w:t xml:space="preserve">4. 支撑“四个自信”的三个来源分别是什么？</w:t>
       </w:r>
     </w:p>
     <w:p>
@@ -734,17 +714,7 @@
           <w:szCs w:val="24"/>
           <w:highlight w:val="lightGray"/>
         </w:rPr>
-        <w:t xml:space="preserve">5. </w:t>
-      </w:r>
-      <w:r>
-        <w:rPr>
-          <w:rFonts w:hint="eastAsia" w:ascii="Times New Roman" w:hAnsi="Times New Roman" w:cs="Times New Roman" w:eastAsia="黑体"/>
-          <w:b w:val="1"/>
-          <w:bCs w:val="1"/>
-          <w:sz w:val="24"/>
-          <w:szCs w:val="24"/>
-        </w:rPr>
-        <w:t xml:space="preserve">坚定四个自信的根基和底气是什么？</w:t>
+        <w:t xml:space="preserve">5. 我们坚定“四个自信”的根基与底气来自哪里？</w:t>
       </w:r>
     </w:p>
     <w:p>
@@ -846,6 +816,26 @@
           <w:szCs w:val="24"/>
         </w:rPr>
         <w:t>深厚的文化根脉：我们有连绵不绝的中华5000多年文明（这是我们在世界风云激荡中站稳脚跟的根基）。特别强调：文化自信是更基础、更广泛、更深厚的自信，是一个国家、一个民族发展中最基本、最深沉、最持久的力量。</w:t>
+      </w:r>
+    </w:p>
+    <w:p>
+      <w:pPr>
+        <w:pStyle w:val="a"/>
+        <w:snapToGrid w:val="0"/>
+        <w:spacing w:before="0" w:after="0" w:line="360" w:lineRule="auto"/>
+        <w:ind w:firstLineChars="200" w:firstLine="480"/>
+        <w:jc w:val="both"/>
+        <w:rPr>
+          <w:rFonts w:hint="eastAsia"/>
+        </w:rPr>
+      </w:pPr>
+      <w:r>
+        <w:rPr>
+          <w:rFonts w:hint="eastAsia" w:ascii="Times New Roman" w:hAnsi="Times New Roman" w:cs="Times New Roman" w:eastAsia="宋体"/>
+          <w:sz w:val="24"/>
+          <w:szCs w:val="24"/>
+        </w:rPr>
+        <w:t xml:space="preserve">// 三个来源（实践、人民、真理）和三重根基（领导核心、综合基础、文化根脉）我一开始总分不清，后来记成：来源讲“从哪来”，根基讲“靠什么立”。</w:t>
       </w:r>
     </w:p>
     <w:sectPr>
